--- a/Programacion II/Kit docente/Clase 11/Quiz Clase 11 - CLAVE DOCENTE.docx
+++ b/Programacion II/Kit docente/Clase 11/Quiz Clase 11 - CLAVE DOCENTE.docx
@@ -134,7 +134,7 @@
           <w:color w:val="2B2B2B"/>
           <w:sz w:val="20"/>
         </w:rPr>
-        <w:t>7. [Abierta] Ejemplo válido: 'Evidencia: en VetCareParaRevisar.java el método proceso() recibe cinco parámetros llamados a, b, c, d, e. Impacto: quien lo llame no distingue la especie de la cédula y basta invertir dos argumentos para registrar a Firulais con la especie en el campo del documento. Sugerencia: recibir un objeto Mascota o renombrar los parámetros a nombre, especie, edad y cedulaDueno'. Se evalúa que hable del código y no de la persona, que localice el problema, que explique la consecuencia y que proponga una acción concreta.</w:t>
+        <w:t>7. [Abierta] Ejemplo válido: 'Evidencia: en ClinicaParaRevisar.java el método proceso() recibe cinco parámetros llamados a, b, c, d, e. Impacto: quien lo llame no distingue la especie de la cédula y basta invertir dos argumentos para registrar a Firulais con la especie en el campo del documento. Sugerencia: recibir un objeto Mascota o renombrar los parámetros a nombre, especie, edad y cedulaDueno'. Se evalúa que hable del código y no de la persona, que localice el problema, que explique la consecuencia y que proponga una acción concreta.</w:t>
       </w:r>
     </w:p>
     <w:p>
